--- a/docker-learning/docker-learning.docx
+++ b/docker-learning/docker-learning.docx
@@ -1744,6 +1744,7 @@
     <w:p>
       <w:pPr>
         <w:numPr>
+          <w:ilvl w:val="0"/>
           <w:numId w:val="0"/>
         </w:numPr>
         <w:ind w:leftChars="0"/>
@@ -1817,6 +1818,7 @@
     <w:p>
       <w:pPr>
         <w:numPr>
+          <w:ilvl w:val="0"/>
           <w:numId w:val="0"/>
         </w:numPr>
         <w:ind w:leftChars="0"/>
@@ -1869,6 +1871,7 @@
     <w:p>
       <w:pPr>
         <w:numPr>
+          <w:ilvl w:val="0"/>
           <w:numId w:val="0"/>
         </w:numPr>
         <w:ind w:leftChars="0"/>
@@ -1889,6 +1892,7 @@
     <w:p>
       <w:pPr>
         <w:numPr>
+          <w:ilvl w:val="0"/>
           <w:numId w:val="0"/>
         </w:numPr>
         <w:ind w:leftChars="0"/>
@@ -1958,7 +1962,86 @@
         </w:rPr>
         <w:t>docker compose -f xxx.yaml up/down/stop/start（启动/结束/停止/把停止的启动）</w:t>
       </w:r>
+    </w:p>
+    <w:p>
+      <w:pPr>
+        <w:numPr>
+          <w:ilvl w:val="0"/>
+          <w:numId w:val="1"/>
+        </w:numPr>
+        <w:ind w:left="425" w:leftChars="0" w:hanging="425" w:firstLineChars="0"/>
+        <w:jc w:val="left"/>
+        <w:rPr>
+          <w:rFonts w:hint="default"/>
+          <w:lang w:val="en-US" w:eastAsia="zh-CN"/>
+        </w:rPr>
+      </w:pPr>
+      <w:r>
+        <w:rPr>
+          <w:rFonts w:hint="eastAsia"/>
+          <w:lang w:val="en-US" w:eastAsia="zh-CN"/>
+        </w:rPr>
+        <w:t>docker compose up/down/stop/start（启动/结束/停止/把停止的启动）默认是当前文件夹下的yml文件。</w:t>
+      </w:r>
+    </w:p>
+    <w:p>
+      <w:pPr>
+        <w:numPr>
+          <w:numId w:val="0"/>
+        </w:numPr>
+        <w:ind w:leftChars="0"/>
+        <w:jc w:val="left"/>
+        <w:rPr>
+          <w:rFonts w:hint="default"/>
+          <w:lang w:val="en-US" w:eastAsia="zh-CN"/>
+        </w:rPr>
+      </w:pPr>
       <w:bookmarkStart w:id="0" w:name="_GoBack"/>
+      <w:r>
+        <w:drawing>
+          <wp:inline distT="0" distB="0" distL="114300" distR="114300">
+            <wp:extent cx="5271770" cy="2227580"/>
+            <wp:effectExtent l="9525" t="9525" r="14605" b="10795"/>
+            <wp:docPr id="17" name="图片 1"/>
+            <wp:cNvGraphicFramePr>
+              <a:graphicFrameLocks xmlns:a="http://schemas.openxmlformats.org/drawingml/2006/main" noChangeAspect="1"/>
+            </wp:cNvGraphicFramePr>
+            <a:graphic xmlns:a="http://schemas.openxmlformats.org/drawingml/2006/main">
+              <a:graphicData uri="http://schemas.openxmlformats.org/drawingml/2006/picture">
+                <pic:pic xmlns:pic="http://schemas.openxmlformats.org/drawingml/2006/picture">
+                  <pic:nvPicPr>
+                    <pic:cNvPr id="17" name="图片 1"/>
+                    <pic:cNvPicPr>
+                      <a:picLocks noChangeAspect="1"/>
+                    </pic:cNvPicPr>
+                  </pic:nvPicPr>
+                  <pic:blipFill>
+                    <a:blip r:embed="rId20"/>
+                    <a:stretch>
+                      <a:fillRect/>
+                    </a:stretch>
+                  </pic:blipFill>
+                  <pic:spPr>
+                    <a:xfrm>
+                      <a:off x="0" y="0"/>
+                      <a:ext cx="5271770" cy="2227580"/>
+                    </a:xfrm>
+                    <a:prstGeom prst="rect">
+                      <a:avLst/>
+                    </a:prstGeom>
+                    <a:noFill/>
+                    <a:ln>
+                      <a:solidFill>
+                        <a:schemeClr val="tx1"/>
+                      </a:solidFill>
+                    </a:ln>
+                  </pic:spPr>
+                </pic:pic>
+              </a:graphicData>
+            </a:graphic>
+          </wp:inline>
+        </w:drawing>
+      </w:r>
       <w:bookmarkEnd w:id="0"/>
     </w:p>
     <w:sectPr>
